--- a/work/d6res.docx
+++ b/work/d6res.docx
@@ -7,7 +7,7 @@
         <w:pStyle w:val="Title"/>
       </w:pPr>
       <w:r>
-        <w:t xml:space="preserve">Debate 6</w:t>
+        <w:t xml:space="preserve">Debate 6 - Humanity</w:t>
       </w:r>
     </w:p>
     <w:p>

--- a/work/d6res.docx
+++ b/work/d6res.docx
@@ -45,16 +45,116 @@
     </w:p>
     <w:p>
       <w:pPr>
-        <w:pStyle w:val="Compact"/>
-        <w:numPr>
-          <w:ilvl w:val="0"/>
-          <w:numId w:val="1001"/>
-        </w:numPr>
+        <w:pStyle w:val="FirstParagraph"/>
       </w:pPr>
       <w:r>
-        <w:t xml:space="preserve">TBD</w:t>
+        <w:rPr>
+          <w:b/>
+          <w:bCs/>
+        </w:rPr>
+        <w:t xml:space="preserve">The United States should ban the sale of advanced US-designed GPUs to China.</w:t>
       </w:r>
     </w:p>
+    <w:p>
+      <w:pPr>
+        <w:pStyle w:val="TableCaption"/>
+      </w:pPr>
+      <w:r>
+        <w:t xml:space="preserve">Teams</w:t>
+      </w:r>
+    </w:p>
+    <w:tbl>
+      <w:tblPr>
+        <w:tblStyle w:val="Table"/>
+        <w:tblW w:type="auto" w:w="0"/>
+        <w:tblLook w:firstRow="1" w:lastRow="0" w:firstColumn="0" w:lastColumn="0" w:noHBand="0" w:noVBand="0" w:val="0020"/>
+        <w:tblCaption w:val="Teams"/>
+      </w:tblPr>
+      <w:tblGrid>
+        <w:gridCol w:w="2640"/>
+        <w:gridCol w:w="2640"/>
+        <w:gridCol w:w="2640"/>
+      </w:tblGrid>
+      <w:tr>
+        <w:trPr>
+          <w:tblHeader w:val="on"/>
+        </w:trPr>
+        <w:tc>
+          <w:tcPr/>
+          <w:p>
+            <w:pPr>
+              <w:pStyle w:val="Compact"/>
+              <w:jc w:val="left"/>
+            </w:pPr>
+            <w:r>
+              <w:t xml:space="preserve">Affirm</w:t>
+            </w:r>
+          </w:p>
+        </w:tc>
+        <w:tc>
+          <w:tcPr/>
+          <w:p>
+            <w:pPr>
+              <w:pStyle w:val="Compact"/>
+              <w:jc w:val="left"/>
+            </w:pPr>
+            <w:r>
+              <w:t xml:space="preserve">Negate</w:t>
+            </w:r>
+          </w:p>
+        </w:tc>
+        <w:tc>
+          <w:tcPr/>
+          <w:p>
+            <w:pPr>
+              <w:pStyle w:val="Compact"/>
+              <w:jc w:val="left"/>
+            </w:pPr>
+            <w:r>
+              <w:t xml:space="preserve">Jury</w:t>
+            </w:r>
+          </w:p>
+        </w:tc>
+      </w:tr>
+      <w:tr>
+        <w:tc>
+          <w:tcPr/>
+          <w:p>
+            <w:pPr>
+              <w:pStyle w:val="Compact"/>
+              <w:jc w:val="left"/>
+            </w:pPr>
+            <w:r>
+              <w:t xml:space="preserve">Team 1</w:t>
+            </w:r>
+          </w:p>
+        </w:tc>
+        <w:tc>
+          <w:tcPr/>
+          <w:p>
+            <w:pPr>
+              <w:pStyle w:val="Compact"/>
+              <w:jc w:val="left"/>
+            </w:pPr>
+            <w:r>
+              <w:t xml:space="preserve">Team 3</w:t>
+            </w:r>
+          </w:p>
+        </w:tc>
+        <w:tc>
+          <w:tcPr/>
+          <w:p>
+            <w:pPr>
+              <w:pStyle w:val="Compact"/>
+              <w:jc w:val="left"/>
+            </w:pPr>
+            <w:r>
+              <w:t xml:space="preserve">Team 2</w:t>
+            </w:r>
+          </w:p>
+        </w:tc>
+      </w:tr>
+    </w:tbl>
     <w:bookmarkEnd w:id="20"/>
     <w:bookmarkStart w:id="21" w:name="amendments-and-adjustments"/>
     <w:p>
@@ -70,7 +170,7 @@
         <w:pStyle w:val="Compact"/>
         <w:numPr>
           <w:ilvl w:val="0"/>
-          <w:numId w:val="1002"/>
+          <w:numId w:val="1001"/>
         </w:numPr>
       </w:pPr>
       <w:r>
@@ -305,9 +405,6 @@
     <w:abstractNumId w:val="990"/>
   </w:num>
   <w:num w:numId="1001">
-    <w:abstractNumId w:val="991"/>
-  </w:num>
-  <w:num w:numId="1002">
     <w:abstractNumId w:val="991"/>
   </w:num>
 </w:numbering>

--- a/work/d6res.docx
+++ b/work/d6res.docx
@@ -156,7 +156,7 @@
       </w:tr>
     </w:tbl>
     <w:bookmarkEnd w:id="20"/>
-    <w:bookmarkStart w:id="21" w:name="amendments-and-adjustments"/>
+    <w:bookmarkStart w:id="23" w:name="amendments-and-adjustments"/>
     <w:p>
       <w:pPr>
         <w:pStyle w:val="Heading2"/>
@@ -174,11 +174,193 @@
         </w:numPr>
       </w:pPr>
       <w:r>
-        <w:t xml:space="preserve">TBD</w:t>
-      </w:r>
-    </w:p>
-    <w:bookmarkEnd w:id="21"/>
-    <w:bookmarkStart w:id="22" w:name="judges-notes"/>
+        <w:t xml:space="preserve">See</w:t>
+      </w:r>
+      <w:r>
+        <w:t xml:space="preserve"> </w:t>
+      </w:r>
+      <w:hyperlink r:id="rId21">
+        <w:r>
+          <w:rPr>
+            <w:rStyle w:val="Hyperlink"/>
+          </w:rPr>
+          <w:t xml:space="preserve">debate guidelines</w:t>
+        </w:r>
+      </w:hyperlink>
+      <w:r>
+        <w:t xml:space="preserve"> </w:t>
+      </w:r>
+      <w:r>
+        <w:t xml:space="preserve">and</w:t>
+      </w:r>
+      <w:r>
+        <w:t xml:space="preserve"> </w:t>
+      </w:r>
+      <w:hyperlink r:id="rId22">
+        <w:r>
+          <w:rPr>
+            <w:rStyle w:val="Hyperlink"/>
+          </w:rPr>
+          <w:t xml:space="preserve">debate tips</w:t>
+        </w:r>
+      </w:hyperlink>
+      <w:r>
+        <w:t xml:space="preserve"> </w:t>
+      </w:r>
+      <w:r>
+        <w:t xml:space="preserve">for guidance and details.</w:t>
+      </w:r>
+    </w:p>
+    <w:p>
+      <w:pPr>
+        <w:pStyle w:val="Compact"/>
+        <w:numPr>
+          <w:ilvl w:val="0"/>
+          <w:numId w:val="1001"/>
+        </w:numPr>
+      </w:pPr>
+      <w:r>
+        <w:t xml:space="preserve">The standard class debate format for this debate has been modified in the following ways:</w:t>
+      </w:r>
+    </w:p>
+    <w:p>
+      <w:pPr>
+        <w:pStyle w:val="Compact"/>
+        <w:numPr>
+          <w:ilvl w:val="1"/>
+          <w:numId w:val="1002"/>
+        </w:numPr>
+      </w:pPr>
+      <w:r>
+        <w:rPr>
+          <w:b/>
+          <w:bCs/>
+        </w:rPr>
+        <w:t xml:space="preserve">Constructive</w:t>
+      </w:r>
+      <w:r>
+        <w:t xml:space="preserve"> </w:t>
+      </w:r>
+      <w:r>
+        <w:t xml:space="preserve">(4 min per team)</w:t>
+      </w:r>
+    </w:p>
+    <w:p>
+      <w:pPr>
+        <w:pStyle w:val="Compact"/>
+        <w:numPr>
+          <w:ilvl w:val="2"/>
+          <w:numId w:val="1003"/>
+        </w:numPr>
+      </w:pPr>
+      <w:r>
+        <w:rPr>
+          <w:i/>
+          <w:iCs/>
+        </w:rPr>
+        <w:t xml:space="preserve">1 min prep</w:t>
+      </w:r>
+    </w:p>
+    <w:p>
+      <w:pPr>
+        <w:pStyle w:val="Compact"/>
+        <w:numPr>
+          <w:ilvl w:val="1"/>
+          <w:numId w:val="1002"/>
+        </w:numPr>
+      </w:pPr>
+      <w:r>
+        <w:rPr>
+          <w:b/>
+          <w:bCs/>
+        </w:rPr>
+        <w:t xml:space="preserve">Cross-Examination</w:t>
+      </w:r>
+      <w:r>
+        <w:t xml:space="preserve"> </w:t>
+      </w:r>
+      <w:r>
+        <w:t xml:space="preserve">(8 min total, back and forth)</w:t>
+      </w:r>
+    </w:p>
+    <w:p>
+      <w:pPr>
+        <w:pStyle w:val="Compact"/>
+        <w:numPr>
+          <w:ilvl w:val="2"/>
+          <w:numId w:val="1004"/>
+        </w:numPr>
+      </w:pPr>
+      <w:r>
+        <w:rPr>
+          <w:i/>
+          <w:iCs/>
+        </w:rPr>
+        <w:t xml:space="preserve">2 min prep</w:t>
+      </w:r>
+    </w:p>
+    <w:p>
+      <w:pPr>
+        <w:pStyle w:val="Compact"/>
+        <w:numPr>
+          <w:ilvl w:val="1"/>
+          <w:numId w:val="1002"/>
+        </w:numPr>
+      </w:pPr>
+      <w:r>
+        <w:rPr>
+          <w:b/>
+          <w:bCs/>
+        </w:rPr>
+        <w:t xml:space="preserve">Rebuttal</w:t>
+      </w:r>
+      <w:r>
+        <w:t xml:space="preserve"> </w:t>
+      </w:r>
+      <w:r>
+        <w:t xml:space="preserve">(2.5 min per team)</w:t>
+      </w:r>
+    </w:p>
+    <w:p>
+      <w:pPr>
+        <w:pStyle w:val="Compact"/>
+        <w:numPr>
+          <w:ilvl w:val="2"/>
+          <w:numId w:val="1005"/>
+        </w:numPr>
+      </w:pPr>
+      <w:r>
+        <w:rPr>
+          <w:i/>
+          <w:iCs/>
+        </w:rPr>
+        <w:t xml:space="preserve">1 min prep</w:t>
+      </w:r>
+    </w:p>
+    <w:p>
+      <w:pPr>
+        <w:pStyle w:val="Compact"/>
+        <w:numPr>
+          <w:ilvl w:val="1"/>
+          <w:numId w:val="1002"/>
+        </w:numPr>
+      </w:pPr>
+      <w:r>
+        <w:rPr>
+          <w:b/>
+          <w:bCs/>
+        </w:rPr>
+        <w:t xml:space="preserve">Final Focus</w:t>
+      </w:r>
+      <w:r>
+        <w:t xml:space="preserve"> </w:t>
+      </w:r>
+      <w:r>
+        <w:t xml:space="preserve">(1 min per team)</w:t>
+      </w:r>
+    </w:p>
+    <w:bookmarkEnd w:id="23"/>
+    <w:bookmarkStart w:id="24" w:name="judges-notes"/>
     <w:p>
       <w:pPr>
         <w:pStyle w:val="Heading2"/>
@@ -187,7 +369,19 @@
         <w:t xml:space="preserve">Judge’s Notes</w:t>
       </w:r>
     </w:p>
-    <w:bookmarkEnd w:id="22"/>
+    <w:p>
+      <w:pPr>
+        <w:pStyle w:val="Compact"/>
+        <w:numPr>
+          <w:ilvl w:val="0"/>
+          <w:numId w:val="1006"/>
+        </w:numPr>
+      </w:pPr>
+      <w:r>
+        <w:t xml:space="preserve">This debate may require additional external research.</w:t>
+      </w:r>
+    </w:p>
+    <w:bookmarkEnd w:id="24"/>
     <w:sectPr>
       <w:footnotePr>
         <w:numRestart w:val="eachSect"/>
@@ -401,10 +595,137 @@
       </w:rPr>
     </w:lvl>
   </w:abstractNum>
+  <w:abstractNum w:abstractNumId="99411">
+    <w:nsid w:val="00A99411"/>
+    <w:multiLevelType w:val="multilevel"/>
+    <w:lvl w:ilvl="0">
+      <w:start w:val="1"/>
+      <w:numFmt w:val="decimal"/>
+      <w:lvlText w:val="%1."/>
+      <w:lvlJc w:val="left"/>
+      <w:pPr>
+        <w:ind w:left="720" w:hanging="360"/>
+      </w:pPr>
+    </w:lvl>
+    <w:lvl w:ilvl="1">
+      <w:start w:val="1"/>
+      <w:numFmt w:val="decimal"/>
+      <w:lvlText w:val="%2."/>
+      <w:lvlJc w:val="left"/>
+      <w:pPr>
+        <w:ind w:left="1440" w:hanging="360"/>
+      </w:pPr>
+    </w:lvl>
+    <w:lvl w:ilvl="2">
+      <w:start w:val="1"/>
+      <w:numFmt w:val="decimal"/>
+      <w:lvlText w:val="%3."/>
+      <w:lvlJc w:val="left"/>
+      <w:pPr>
+        <w:ind w:left="2160" w:hanging="360"/>
+      </w:pPr>
+    </w:lvl>
+    <w:lvl w:ilvl="3">
+      <w:start w:val="1"/>
+      <w:numFmt w:val="decimal"/>
+      <w:lvlText w:val="%4."/>
+      <w:lvlJc w:val="left"/>
+      <w:pPr>
+        <w:ind w:left="2880" w:hanging="360"/>
+      </w:pPr>
+    </w:lvl>
+    <w:lvl w:ilvl="4">
+      <w:start w:val="1"/>
+      <w:numFmt w:val="decimal"/>
+      <w:lvlText w:val="%5."/>
+      <w:lvlJc w:val="left"/>
+      <w:pPr>
+        <w:ind w:left="3600" w:hanging="360"/>
+      </w:pPr>
+    </w:lvl>
+    <w:lvl w:ilvl="5">
+      <w:start w:val="1"/>
+      <w:numFmt w:val="decimal"/>
+      <w:lvlText w:val="%6."/>
+      <w:lvlJc w:val="left"/>
+      <w:pPr>
+        <w:ind w:left="4320" w:hanging="360"/>
+      </w:pPr>
+    </w:lvl>
+    <w:lvl w:ilvl="6">
+      <w:start w:val="1"/>
+      <w:numFmt w:val="decimal"/>
+      <w:lvlText w:val="%7."/>
+      <w:lvlJc w:val="left"/>
+      <w:pPr>
+        <w:ind w:left="5040" w:hanging="360"/>
+      </w:pPr>
+    </w:lvl>
+    <w:lvl w:ilvl="7">
+      <w:start w:val="1"/>
+      <w:numFmt w:val="decimal"/>
+      <w:lvlText w:val="%8."/>
+      <w:lvlJc w:val="left"/>
+      <w:pPr>
+        <w:ind w:left="5760" w:hanging="360"/>
+      </w:pPr>
+    </w:lvl>
+    <w:lvl w:ilvl="8">
+      <w:start w:val="1"/>
+      <w:numFmt w:val="decimal"/>
+      <w:lvlText w:val="%9."/>
+      <w:lvlJc w:val="left"/>
+      <w:pPr>
+        <w:ind w:left="6480" w:hanging="360"/>
+      </w:pPr>
+    </w:lvl>
+  </w:abstractNum>
   <w:num w:numId="1000">
     <w:abstractNumId w:val="990"/>
   </w:num>
   <w:num w:numId="1001">
+    <w:abstractNumId w:val="991"/>
+  </w:num>
+  <w:num w:numId="1002">
+    <w:abstractNumId w:val="99411"/>
+    <w:lvlOverride w:ilvl="0">
+      <w:startOverride w:val="1"/>
+    </w:lvlOverride>
+    <w:lvlOverride w:ilvl="1">
+      <w:startOverride w:val="1"/>
+    </w:lvlOverride>
+    <w:lvlOverride w:ilvl="2">
+      <w:startOverride w:val="1"/>
+    </w:lvlOverride>
+    <w:lvlOverride w:ilvl="3">
+      <w:startOverride w:val="1"/>
+    </w:lvlOverride>
+    <w:lvlOverride w:ilvl="4">
+      <w:startOverride w:val="1"/>
+    </w:lvlOverride>
+    <w:lvlOverride w:ilvl="5">
+      <w:startOverride w:val="1"/>
+    </w:lvlOverride>
+    <w:lvlOverride w:ilvl="6">
+      <w:startOverride w:val="1"/>
+    </w:lvlOverride>
+    <w:lvlOverride w:ilvl="7">
+      <w:startOverride w:val="1"/>
+    </w:lvlOverride>
+    <w:lvlOverride w:ilvl="8">
+      <w:startOverride w:val="1"/>
+    </w:lvlOverride>
+  </w:num>
+  <w:num w:numId="1003">
+    <w:abstractNumId w:val="991"/>
+  </w:num>
+  <w:num w:numId="1004">
+    <w:abstractNumId w:val="991"/>
+  </w:num>
+  <w:num w:numId="1005">
+    <w:abstractNumId w:val="991"/>
+  </w:num>
+  <w:num w:numId="1006">
     <w:abstractNumId w:val="991"/>
   </w:num>
 </w:numbering>

--- a/work/d6res.docx
+++ b/work/d6res.docx
@@ -34,7 +34,7 @@
         <w:t xml:space="preserve">S2026</w:t>
       </w:r>
     </w:p>
-    <w:bookmarkStart w:id="20" w:name="resolution"/>
+    <w:bookmarkStart w:id="9" w:name="resolution"/>
     <w:p>
       <w:pPr>
         <w:pStyle w:val="Heading2"/>
@@ -155,8 +155,8 @@
         </w:tc>
       </w:tr>
     </w:tbl>
-    <w:bookmarkEnd w:id="20"/>
-    <w:bookmarkStart w:id="23" w:name="amendments-and-adjustments"/>
+    <w:bookmarkEnd w:id="9"/>
+    <w:bookmarkStart w:id="12" w:name="amendments-and-adjustments"/>
     <w:p>
       <w:pPr>
         <w:pStyle w:val="Heading2"/>
@@ -179,7 +179,7 @@
       <w:r>
         <w:t xml:space="preserve"> </w:t>
       </w:r>
-      <w:hyperlink r:id="rId21">
+      <w:hyperlink r:id="rId10">
         <w:r>
           <w:rPr>
             <w:rStyle w:val="Hyperlink"/>
@@ -196,7 +196,7 @@
       <w:r>
         <w:t xml:space="preserve"> </w:t>
       </w:r>
-      <w:hyperlink r:id="rId22">
+      <w:hyperlink r:id="rId11">
         <w:r>
           <w:rPr>
             <w:rStyle w:val="Hyperlink"/>
@@ -359,8 +359,8 @@
         <w:t xml:space="preserve">(1 min per team)</w:t>
       </w:r>
     </w:p>
-    <w:bookmarkEnd w:id="23"/>
-    <w:bookmarkStart w:id="24" w:name="judges-notes"/>
+    <w:bookmarkEnd w:id="12"/>
+    <w:bookmarkStart w:id="13" w:name="judges-notes"/>
     <w:p>
       <w:pPr>
         <w:pStyle w:val="Heading2"/>
@@ -381,7 +381,7 @@
         <w:t xml:space="preserve">This debate may require additional external research.</w:t>
       </w:r>
     </w:p>
-    <w:bookmarkEnd w:id="24"/>
+    <w:bookmarkEnd w:id="13"/>
     <w:sectPr>
       <w:footnotePr>
         <w:numRestart w:val="eachSect"/>
@@ -736,10 +736,10 @@
   <w:docDefaults>
     <w:rPrDefault>
       <w:rPr>
-        <w:rFonts w:asciiTheme="minorHAnsi" w:cstheme="minorBidi" w:eastAsiaTheme="minorHAnsi" w:hAnsiTheme="minorHAnsi"/>
+        <w:rFonts w:asciiTheme="minorHAnsi" w:cstheme="minorBidi" w:eastAsiaTheme="minorEastAsia" w:hAnsiTheme="minorHAnsi"/>
         <w:sz w:val="24"/>
         <w:szCs w:val="24"/>
-        <w:lang w:bidi="ar-SA" w:eastAsia="en-US" w:val="en-US"/>
+        <w:lang w:bidi="ar-SA" w:eastAsia="zh-CN" w:val="en-US"/>
       </w:rPr>
     </w:rPrDefault>
     <w:pPrDefault>
@@ -1280,13 +1280,6 @@
       </w:tblCellMar>
     </w:tblPr>
     <w:tblStylePr w:type="firstRow">
-      <w:tblPr>
-        <w:jc w:val="left"/>
-        <w:tblInd w:type="dxa" w:w="0"/>
-      </w:tblPr>
-      <w:trPr>
-        <w:jc w:val="left"/>
-      </w:trPr>
       <w:tcPr>
         <w:tcBorders>
           <w:bottom w:val="single"/>

--- a/work/d6res.docx
+++ b/work/d6res.docx
@@ -52,7 +52,7 @@
           <w:b/>
           <w:bCs/>
         </w:rPr>
-        <w:t xml:space="preserve">The United States should ban the sale of advanced US-designed GPUs to China.</w:t>
+        <w:t xml:space="preserve">The development of frontier AI systems should be put on a temporary hold because their risks to humanity outweigh their benefits.</w:t>
       </w:r>
     </w:p>
     <w:p>
@@ -360,7 +360,7 @@
       </w:r>
     </w:p>
     <w:bookmarkEnd w:id="12"/>
-    <w:bookmarkStart w:id="13" w:name="judges-notes"/>
+    <w:bookmarkStart w:id="23" w:name="judges-notes"/>
     <w:p>
       <w:pPr>
         <w:pStyle w:val="Heading2"/>
@@ -378,10 +378,303 @@
         </w:numPr>
       </w:pPr>
       <w:r>
-        <w:t xml:space="preserve">This debate may require additional external research.</w:t>
-      </w:r>
-    </w:p>
-    <w:bookmarkEnd w:id="13"/>
+        <w:t xml:space="preserve">This debate may require additional external research. However, you should also make sure to consider the sum of material that has led to this point in the class. It is - by design - a debate that is summative in nature.</w:t>
+      </w:r>
+    </w:p>
+    <w:p>
+      <w:pPr>
+        <w:pStyle w:val="Compact"/>
+        <w:numPr>
+          <w:ilvl w:val="0"/>
+          <w:numId w:val="1006"/>
+        </w:numPr>
+      </w:pPr>
+      <w:r>
+        <w:t xml:space="preserve">Note that variations on this topic has many in the real world argue both for and against it (although its popularity as a general topic of debate rises and falls). For instance, see:</w:t>
+      </w:r>
+    </w:p>
+    <w:p>
+      <w:pPr>
+        <w:pStyle w:val="Compact"/>
+        <w:numPr>
+          <w:ilvl w:val="1"/>
+          <w:numId w:val="1007"/>
+        </w:numPr>
+      </w:pPr>
+      <w:r>
+        <w:t xml:space="preserve">“</w:t>
+      </w:r>
+      <w:hyperlink r:id="rId13">
+        <w:r>
+          <w:rPr>
+            <w:rStyle w:val="Hyperlink"/>
+          </w:rPr>
+          <w:t xml:space="preserve">Pause Giant AI Experiments: An Open Letter</w:t>
+        </w:r>
+      </w:hyperlink>
+      <w:r>
+        <w:t xml:space="preserve">”</w:t>
+      </w:r>
+      <w:r>
+        <w:t xml:space="preserve">, signed by, among others, Elon Musk, Steve Wozniak, Gary Marcus, Daron Acemoglu</w:t>
+      </w:r>
+    </w:p>
+    <w:p>
+      <w:pPr>
+        <w:pStyle w:val="Compact"/>
+        <w:numPr>
+          <w:ilvl w:val="1"/>
+          <w:numId w:val="1007"/>
+        </w:numPr>
+      </w:pPr>
+      <w:r>
+        <w:t xml:space="preserve">“</w:t>
+      </w:r>
+      <w:hyperlink r:id="rId14">
+        <w:r>
+          <w:rPr>
+            <w:rStyle w:val="Hyperlink"/>
+          </w:rPr>
+          <w:t xml:space="preserve">Policymaking in the Pause</w:t>
+        </w:r>
+      </w:hyperlink>
+      <w:r>
+        <w:t xml:space="preserve">”</w:t>
+      </w:r>
+    </w:p>
+    <w:p>
+      <w:pPr>
+        <w:pStyle w:val="Compact"/>
+        <w:numPr>
+          <w:ilvl w:val="1"/>
+          <w:numId w:val="1007"/>
+        </w:numPr>
+      </w:pPr>
+      <w:r>
+        <w:t xml:space="preserve">“</w:t>
+      </w:r>
+      <w:hyperlink r:id="rId15">
+        <w:r>
+          <w:rPr>
+            <w:rStyle w:val="Hyperlink"/>
+          </w:rPr>
+          <w:t xml:space="preserve">Statement on AI Risk</w:t>
+        </w:r>
+      </w:hyperlink>
+      <w:r>
+        <w:t xml:space="preserve">”</w:t>
+      </w:r>
+      <w:r>
+        <w:t xml:space="preserve">, signed by, among others, Geoffrey Hinton, Sam Altman, Dario Amodei, Bill Gates, Ilya Sutskever, Mira Murati</w:t>
+      </w:r>
+    </w:p>
+    <w:p>
+      <w:pPr>
+        <w:pStyle w:val="Compact"/>
+        <w:numPr>
+          <w:ilvl w:val="0"/>
+          <w:numId w:val="1006"/>
+        </w:numPr>
+      </w:pPr>
+      <w:r>
+        <w:t xml:space="preserve">It may be fruitful to think about how AI firms have split and/or reformed, often around stated issues that relate to this question (according to their founders).</w:t>
+      </w:r>
+    </w:p>
+    <w:p>
+      <w:pPr>
+        <w:pStyle w:val="Compact"/>
+        <w:numPr>
+          <w:ilvl w:val="1"/>
+          <w:numId w:val="1008"/>
+        </w:numPr>
+      </w:pPr>
+      <w:r>
+        <w:t xml:space="preserve">OpenAI was first founded by a group led by Sam Altman and Elon Musk. The group had two stated motivations: first, to make sure that Google did not</w:t>
+      </w:r>
+      <w:r>
+        <w:t xml:space="preserve"> </w:t>
+      </w:r>
+      <w:r>
+        <w:t xml:space="preserve">“run away”</w:t>
+      </w:r>
+      <w:r>
+        <w:t xml:space="preserve"> </w:t>
+      </w:r>
+      <w:r>
+        <w:t xml:space="preserve">entirely with the AI market, and second, to control and develop AI keeping</w:t>
+      </w:r>
+      <w:r>
+        <w:t xml:space="preserve"> </w:t>
+      </w:r>
+      <w:hyperlink r:id="rId16">
+        <w:r>
+          <w:rPr>
+            <w:rStyle w:val="Hyperlink"/>
+          </w:rPr>
+          <w:t xml:space="preserve">safety, alignment, and existential risk in mind</w:t>
+        </w:r>
+      </w:hyperlink>
+      <w:r>
+        <w:t xml:space="preserve">.</w:t>
+      </w:r>
+    </w:p>
+    <w:p>
+      <w:pPr>
+        <w:pStyle w:val="Compact"/>
+        <w:numPr>
+          <w:ilvl w:val="1"/>
+          <w:numId w:val="1008"/>
+        </w:numPr>
+      </w:pPr>
+      <w:r>
+        <w:t xml:space="preserve">Anthropic was originally founded when Daniela and Dario Amodei - both OpenAI employees - split to found their own AI firm, more focused on</w:t>
+      </w:r>
+      <w:r>
+        <w:t xml:space="preserve"> </w:t>
+      </w:r>
+      <w:hyperlink r:id="rId17">
+        <w:r>
+          <w:rPr>
+            <w:rStyle w:val="Hyperlink"/>
+          </w:rPr>
+          <w:t xml:space="preserve">AI safety</w:t>
+        </w:r>
+      </w:hyperlink>
+      <w:r>
+        <w:t xml:space="preserve">.</w:t>
+      </w:r>
+    </w:p>
+    <w:p>
+      <w:pPr>
+        <w:pStyle w:val="Compact"/>
+        <w:numPr>
+          <w:ilvl w:val="1"/>
+          <w:numId w:val="1008"/>
+        </w:numPr>
+      </w:pPr>
+      <w:r>
+        <w:t xml:space="preserve">OpenAI, initially founded as a pure nonprofit, attempted to</w:t>
+      </w:r>
+      <w:r>
+        <w:t xml:space="preserve"> </w:t>
+      </w:r>
+      <w:hyperlink r:id="rId18">
+        <w:r>
+          <w:rPr>
+            <w:rStyle w:val="Hyperlink"/>
+          </w:rPr>
+          <w:t xml:space="preserve">fire CEO Sam Altman</w:t>
+        </w:r>
+      </w:hyperlink>
+      <w:r>
+        <w:t xml:space="preserve"> </w:t>
+      </w:r>
+      <w:r>
+        <w:t xml:space="preserve">over matters that are not entirely publicly clear, but may have had something to do with his approach to AI safety and OpenAI’s initial public mission. Altman ultimately regained the CEO role and and pursued an agenda of turning OpenAI’s for-profit arm into a more independent and powerful entity.</w:t>
+      </w:r>
+    </w:p>
+    <w:p>
+      <w:pPr>
+        <w:pStyle w:val="Compact"/>
+        <w:numPr>
+          <w:ilvl w:val="1"/>
+          <w:numId w:val="1008"/>
+        </w:numPr>
+      </w:pPr>
+      <w:r>
+        <w:t xml:space="preserve">Post-Altman kerfuffle, a number of high-ranking OpenAI executives interested in AI alignment left and founded their own companies, including most notably</w:t>
+      </w:r>
+      <w:r>
+        <w:t xml:space="preserve"> </w:t>
+      </w:r>
+      <w:hyperlink r:id="rId19">
+        <w:r>
+          <w:rPr>
+            <w:rStyle w:val="Hyperlink"/>
+          </w:rPr>
+          <w:t xml:space="preserve">Mira Murati</w:t>
+        </w:r>
+      </w:hyperlink>
+      <w:r>
+        <w:t xml:space="preserve"> </w:t>
+      </w:r>
+      <w:r>
+        <w:t xml:space="preserve">and</w:t>
+      </w:r>
+      <w:r>
+        <w:t xml:space="preserve"> </w:t>
+      </w:r>
+      <w:hyperlink r:id="rId20">
+        <w:r>
+          <w:rPr>
+            <w:rStyle w:val="Hyperlink"/>
+          </w:rPr>
+          <w:t xml:space="preserve">Ilya Sutskever</w:t>
+        </w:r>
+      </w:hyperlink>
+      <w:r>
+        <w:t xml:space="preserve">.</w:t>
+      </w:r>
+      <w:r>
+        <w:br/>
+      </w:r>
+    </w:p>
+    <w:p>
+      <w:pPr>
+        <w:pStyle w:val="Compact"/>
+        <w:numPr>
+          <w:ilvl w:val="1"/>
+          <w:numId w:val="1008"/>
+        </w:numPr>
+      </w:pPr>
+      <w:r>
+        <w:t xml:space="preserve">A</w:t>
+      </w:r>
+      <w:r>
+        <w:t xml:space="preserve"> </w:t>
+      </w:r>
+      <w:hyperlink r:id="rId21">
+        <w:r>
+          <w:rPr>
+            <w:rStyle w:val="Hyperlink"/>
+          </w:rPr>
+          <w:t xml:space="preserve">large number</w:t>
+        </w:r>
+      </w:hyperlink>
+      <w:r>
+        <w:t xml:space="preserve"> </w:t>
+      </w:r>
+      <w:r>
+        <w:t xml:space="preserve">of other initial OpenAI employees have also left, before and after the Altman firing.</w:t>
+      </w:r>
+    </w:p>
+    <w:p>
+      <w:pPr>
+        <w:pStyle w:val="Compact"/>
+        <w:numPr>
+          <w:ilvl w:val="1"/>
+          <w:numId w:val="1008"/>
+        </w:numPr>
+      </w:pPr>
+      <w:r>
+        <w:t xml:space="preserve">Elon Musk, initally a founder of OpenAI who later left, found a new AI firm, xAI, partially to combat what he saw as</w:t>
+      </w:r>
+      <w:r>
+        <w:t xml:space="preserve"> </w:t>
+      </w:r>
+      <w:hyperlink r:id="rId22">
+        <w:r>
+          <w:rPr>
+            <w:rStyle w:val="Hyperlink"/>
+          </w:rPr>
+          <w:t xml:space="preserve">alignment issues endemic to existing frontier models</w:t>
+        </w:r>
+      </w:hyperlink>
+      <w:r>
+        <w:t xml:space="preserve">.</w:t>
+      </w:r>
+    </w:p>
+    <w:bookmarkEnd w:id="23"/>
     <w:sectPr>
       <w:footnotePr>
         <w:numRestart w:val="eachSect"/>
@@ -726,6 +1019,12 @@
     <w:abstractNumId w:val="991"/>
   </w:num>
   <w:num w:numId="1006">
+    <w:abstractNumId w:val="991"/>
+  </w:num>
+  <w:num w:numId="1007">
+    <w:abstractNumId w:val="991"/>
+  </w:num>
+  <w:num w:numId="1008">
     <w:abstractNumId w:val="991"/>
   </w:num>
 </w:numbering>
